--- a/simulation.docx
+++ b/simulation.docx
@@ -13,7 +13,8 @@
     <w:p>
       <w:pPr>
         <w:rPr>
-          <w:rFonts w:ascii="Times New Roman" w:hAnsi="Times New Roman" w:cs="Times New Roman"/>
+          <w:b/>
+          <w:bCs/>
         </w:rPr>
       </w:pPr>
       <w:r>
@@ -29,12 +30,50 @@
           <w:rFonts w:ascii="Times New Roman" w:hAnsi="Times New Roman" w:cs="Times New Roman"/>
         </w:rPr>
         <w:br/>
-        <w:t>To simulate and analyze the throughput performance of an LTE system by varying bandwidth, Signal-to-Noise Ratio (SNR), modulation order, coding rate, and the number of users.</w:t>
-      </w:r>
-    </w:p>
-    <w:p>
-      <w:pPr>
-        <w:rPr>
+      </w:r>
+      <w:r>
+        <w:rPr>
+          <w:rFonts w:ascii="Times New Roman" w:hAnsi="Times New Roman" w:cs="Times New Roman"/>
+        </w:rPr>
+        <w:t xml:space="preserve">To simulate and </w:t>
+      </w:r>
+      <w:proofErr w:type="spellStart"/>
+      <w:r>
+        <w:rPr>
+          <w:rFonts w:ascii="Times New Roman" w:hAnsi="Times New Roman" w:cs="Times New Roman"/>
+        </w:rPr>
+        <w:t>analyze</w:t>
+      </w:r>
+      <w:proofErr w:type="spellEnd"/>
+      <w:r>
+        <w:rPr>
+          <w:rFonts w:ascii="Times New Roman" w:hAnsi="Times New Roman" w:cs="Times New Roman"/>
+        </w:rPr>
+        <w:t xml:space="preserve"> a digital beamforming system and study the effects of user direction, beam width, SINR, antenna spacing, and channel conditions on the performance of a multi-antenna wireless communication system</w:t>
+      </w:r>
+    </w:p>
+    <w:p>
+      <w:pPr>
+        <w:rPr>
+          <w:rFonts w:ascii="Times New Roman" w:hAnsi="Times New Roman" w:cs="Times New Roman"/>
+          <w:b/>
+          <w:bCs/>
+        </w:rPr>
+      </w:pPr>
+    </w:p>
+    <w:p>
+      <w:pPr>
+        <w:rPr>
+          <w:rFonts w:ascii="Times New Roman" w:hAnsi="Times New Roman" w:cs="Times New Roman"/>
+          <w:b/>
+          <w:bCs/>
+        </w:rPr>
+      </w:pPr>
+    </w:p>
+    <w:p>
+      <w:pPr>
+        <w:rPr>
+          <w:rFonts w:ascii="Times New Roman" w:hAnsi="Times New Roman" w:cs="Times New Roman"/>
           <w:b/>
           <w:bCs/>
         </w:rPr>
@@ -87,7 +126,7 @@
           <w:b/>
           <w:bCs/>
         </w:rPr>
-        <w:t xml:space="preserve">           </w:t>
+        <w:t xml:space="preserve"> </w:t>
       </w:r>
       <w:proofErr w:type="spellStart"/>
       <w:r>
@@ -165,41 +204,77 @@
           <w:b/>
           <w:bCs/>
         </w:rPr>
-        <w:t>% LTE Parameters</w:t>
-      </w:r>
-    </w:p>
-    <w:p>
-      <w:pPr>
-        <w:rPr>
-          <w:rFonts w:ascii="Times New Roman" w:hAnsi="Times New Roman" w:cs="Times New Roman"/>
-          <w:b/>
-          <w:bCs/>
-        </w:rPr>
-      </w:pPr>
-      <w:r>
-        <w:rPr>
-          <w:rFonts w:ascii="Times New Roman" w:hAnsi="Times New Roman" w:cs="Times New Roman"/>
-          <w:b/>
-          <w:bCs/>
-        </w:rPr>
-        <w:t>bandwidth = [1.4 3 5 10 15 20];      % MHz</w:t>
-      </w:r>
-    </w:p>
-    <w:p>
-      <w:pPr>
-        <w:rPr>
-          <w:rFonts w:ascii="Times New Roman" w:hAnsi="Times New Roman" w:cs="Times New Roman"/>
-          <w:b/>
-          <w:bCs/>
-        </w:rPr>
-      </w:pPr>
-      <w:r>
-        <w:rPr>
-          <w:rFonts w:ascii="Times New Roman" w:hAnsi="Times New Roman" w:cs="Times New Roman"/>
-          <w:b/>
-          <w:bCs/>
-        </w:rPr>
-        <w:t>SNR = 0:2:30;                        % dB</w:t>
+        <w:t>% Parameters</w:t>
+      </w:r>
+    </w:p>
+    <w:p>
+      <w:pPr>
+        <w:rPr>
+          <w:rFonts w:ascii="Times New Roman" w:hAnsi="Times New Roman" w:cs="Times New Roman"/>
+          <w:b/>
+          <w:bCs/>
+        </w:rPr>
+      </w:pPr>
+      <w:r>
+        <w:rPr>
+          <w:rFonts w:ascii="Times New Roman" w:hAnsi="Times New Roman" w:cs="Times New Roman"/>
+          <w:b/>
+          <w:bCs/>
+        </w:rPr>
+        <w:t xml:space="preserve">N = </w:t>
+      </w:r>
+      <w:proofErr w:type="gramStart"/>
+      <w:r>
+        <w:rPr>
+          <w:rFonts w:ascii="Times New Roman" w:hAnsi="Times New Roman" w:cs="Times New Roman"/>
+          <w:b/>
+          <w:bCs/>
+        </w:rPr>
+        <w:t xml:space="preserve">8;   </w:t>
+      </w:r>
+      <w:proofErr w:type="gramEnd"/>
+      <w:r>
+        <w:rPr>
+          <w:rFonts w:ascii="Times New Roman" w:hAnsi="Times New Roman" w:cs="Times New Roman"/>
+          <w:b/>
+          <w:bCs/>
+        </w:rPr>
+        <w:t xml:space="preserve">                       % Number of antenna elements</w:t>
+      </w:r>
+    </w:p>
+    <w:p>
+      <w:pPr>
+        <w:rPr>
+          <w:rFonts w:ascii="Times New Roman" w:hAnsi="Times New Roman" w:cs="Times New Roman"/>
+          <w:b/>
+          <w:bCs/>
+        </w:rPr>
+      </w:pPr>
+      <w:r>
+        <w:rPr>
+          <w:rFonts w:ascii="Times New Roman" w:hAnsi="Times New Roman" w:cs="Times New Roman"/>
+          <w:b/>
+          <w:bCs/>
+        </w:rPr>
+        <w:t>theta = -90:0.5:</w:t>
+      </w:r>
+      <w:proofErr w:type="gramStart"/>
+      <w:r>
+        <w:rPr>
+          <w:rFonts w:ascii="Times New Roman" w:hAnsi="Times New Roman" w:cs="Times New Roman"/>
+          <w:b/>
+          <w:bCs/>
+        </w:rPr>
+        <w:t xml:space="preserve">90;   </w:t>
+      </w:r>
+      <w:proofErr w:type="gramEnd"/>
+      <w:r>
+        <w:rPr>
+          <w:rFonts w:ascii="Times New Roman" w:hAnsi="Times New Roman" w:cs="Times New Roman"/>
+          <w:b/>
+          <w:bCs/>
+        </w:rPr>
+        <w:t xml:space="preserve">          % Angle range (degrees)</w:t>
       </w:r>
     </w:p>
     <w:p>
@@ -217,7 +292,7 @@
           <w:b/>
           <w:bCs/>
         </w:rPr>
-        <w:t>codingRate</w:t>
+        <w:t>userDirection</w:t>
       </w:r>
       <w:proofErr w:type="spellEnd"/>
       <w:r>
@@ -226,7 +301,25 @@
           <w:b/>
           <w:bCs/>
         </w:rPr>
-        <w:t xml:space="preserve"> = 3/4;                    % Coding Rate</w:t>
+        <w:t xml:space="preserve"> = </w:t>
+      </w:r>
+      <w:proofErr w:type="gramStart"/>
+      <w:r>
+        <w:rPr>
+          <w:rFonts w:ascii="Times New Roman" w:hAnsi="Times New Roman" w:cs="Times New Roman"/>
+          <w:b/>
+          <w:bCs/>
+        </w:rPr>
+        <w:t xml:space="preserve">30;   </w:t>
+      </w:r>
+      <w:proofErr w:type="gramEnd"/>
+      <w:r>
+        <w:rPr>
+          <w:rFonts w:ascii="Times New Roman" w:hAnsi="Times New Roman" w:cs="Times New Roman"/>
+          <w:b/>
+          <w:bCs/>
+        </w:rPr>
+        <w:t xml:space="preserve">          % Desired user direction (degrees)</w:t>
       </w:r>
     </w:p>
     <w:p>
@@ -244,7 +337,7 @@
           <w:b/>
           <w:bCs/>
         </w:rPr>
-        <w:t>userLoad</w:t>
+        <w:t>beamWidth</w:t>
       </w:r>
       <w:proofErr w:type="spellEnd"/>
       <w:r>
@@ -253,17 +346,650 @@
           <w:b/>
           <w:bCs/>
         </w:rPr>
-        <w:t xml:space="preserve"> = 20;                       % Number of users</w:t>
-      </w:r>
-    </w:p>
-    <w:p>
-      <w:pPr>
-        <w:rPr>
-          <w:rFonts w:ascii="Times New Roman" w:hAnsi="Times New Roman" w:cs="Times New Roman"/>
-          <w:b/>
-          <w:bCs/>
-        </w:rPr>
-      </w:pPr>
+        <w:t xml:space="preserve"> = </w:t>
+      </w:r>
+      <w:proofErr w:type="gramStart"/>
+      <w:r>
+        <w:rPr>
+          <w:rFonts w:ascii="Times New Roman" w:hAnsi="Times New Roman" w:cs="Times New Roman"/>
+          <w:b/>
+          <w:bCs/>
+        </w:rPr>
+        <w:t xml:space="preserve">20;   </w:t>
+      </w:r>
+      <w:proofErr w:type="gramEnd"/>
+      <w:r>
+        <w:rPr>
+          <w:rFonts w:ascii="Times New Roman" w:hAnsi="Times New Roman" w:cs="Times New Roman"/>
+          <w:b/>
+          <w:bCs/>
+        </w:rPr>
+        <w:t xml:space="preserve">              % Beam width (degrees)</w:t>
+      </w:r>
+    </w:p>
+    <w:p>
+      <w:pPr>
+        <w:rPr>
+          <w:rFonts w:ascii="Times New Roman" w:hAnsi="Times New Roman" w:cs="Times New Roman"/>
+          <w:b/>
+          <w:bCs/>
+        </w:rPr>
+      </w:pPr>
+      <w:r>
+        <w:rPr>
+          <w:rFonts w:ascii="Times New Roman" w:hAnsi="Times New Roman" w:cs="Times New Roman"/>
+          <w:b/>
+          <w:bCs/>
+        </w:rPr>
+        <w:t xml:space="preserve">SINR = </w:t>
+      </w:r>
+      <w:proofErr w:type="gramStart"/>
+      <w:r>
+        <w:rPr>
+          <w:rFonts w:ascii="Times New Roman" w:hAnsi="Times New Roman" w:cs="Times New Roman"/>
+          <w:b/>
+          <w:bCs/>
+        </w:rPr>
+        <w:t xml:space="preserve">15;   </w:t>
+      </w:r>
+      <w:proofErr w:type="gramEnd"/>
+      <w:r>
+        <w:rPr>
+          <w:rFonts w:ascii="Times New Roman" w:hAnsi="Times New Roman" w:cs="Times New Roman"/>
+          <w:b/>
+          <w:bCs/>
+        </w:rPr>
+        <w:t xml:space="preserve">                   % SINR (dB)</w:t>
+      </w:r>
+    </w:p>
+    <w:p>
+      <w:pPr>
+        <w:rPr>
+          <w:rFonts w:ascii="Times New Roman" w:hAnsi="Times New Roman" w:cs="Times New Roman"/>
+          <w:b/>
+          <w:bCs/>
+        </w:rPr>
+      </w:pPr>
+      <w:r>
+        <w:rPr>
+          <w:rFonts w:ascii="Times New Roman" w:hAnsi="Times New Roman" w:cs="Times New Roman"/>
+          <w:b/>
+          <w:bCs/>
+        </w:rPr>
+        <w:t>d = 0.5;                        % Antenna spacing (lambda)</w:t>
+      </w:r>
+    </w:p>
+    <w:p>
+      <w:pPr>
+        <w:rPr>
+          <w:rFonts w:ascii="Times New Roman" w:hAnsi="Times New Roman" w:cs="Times New Roman"/>
+          <w:b/>
+          <w:bCs/>
+        </w:rPr>
+      </w:pPr>
+      <w:proofErr w:type="spellStart"/>
+      <w:r>
+        <w:rPr>
+          <w:rFonts w:ascii="Times New Roman" w:hAnsi="Times New Roman" w:cs="Times New Roman"/>
+          <w:b/>
+          <w:bCs/>
+        </w:rPr>
+        <w:t>channelGain</w:t>
+      </w:r>
+      <w:proofErr w:type="spellEnd"/>
+      <w:r>
+        <w:rPr>
+          <w:rFonts w:ascii="Times New Roman" w:hAnsi="Times New Roman" w:cs="Times New Roman"/>
+          <w:b/>
+          <w:bCs/>
+        </w:rPr>
+        <w:t xml:space="preserve"> = </w:t>
+      </w:r>
+      <w:proofErr w:type="gramStart"/>
+      <w:r>
+        <w:rPr>
+          <w:rFonts w:ascii="Times New Roman" w:hAnsi="Times New Roman" w:cs="Times New Roman"/>
+          <w:b/>
+          <w:bCs/>
+        </w:rPr>
+        <w:t xml:space="preserve">1;   </w:t>
+      </w:r>
+      <w:proofErr w:type="gramEnd"/>
+      <w:r>
+        <w:rPr>
+          <w:rFonts w:ascii="Times New Roman" w:hAnsi="Times New Roman" w:cs="Times New Roman"/>
+          <w:b/>
+          <w:bCs/>
+        </w:rPr>
+        <w:t xml:space="preserve">             % Channel condition (1 = good)</w:t>
+      </w:r>
+    </w:p>
+    <w:p>
+      <w:pPr>
+        <w:rPr>
+          <w:rFonts w:ascii="Times New Roman" w:hAnsi="Times New Roman" w:cs="Times New Roman"/>
+          <w:b/>
+          <w:bCs/>
+        </w:rPr>
+      </w:pPr>
+    </w:p>
+    <w:p>
+      <w:pPr>
+        <w:rPr>
+          <w:rFonts w:ascii="Times New Roman" w:hAnsi="Times New Roman" w:cs="Times New Roman"/>
+          <w:b/>
+          <w:bCs/>
+        </w:rPr>
+      </w:pPr>
+      <w:r>
+        <w:rPr>
+          <w:rFonts w:ascii="Times New Roman" w:hAnsi="Times New Roman" w:cs="Times New Roman"/>
+          <w:b/>
+          <w:bCs/>
+        </w:rPr>
+        <w:t>theta0 = deg2rad(</w:t>
+      </w:r>
+      <w:proofErr w:type="spellStart"/>
+      <w:r>
+        <w:rPr>
+          <w:rFonts w:ascii="Times New Roman" w:hAnsi="Times New Roman" w:cs="Times New Roman"/>
+          <w:b/>
+          <w:bCs/>
+        </w:rPr>
+        <w:t>userDirection</w:t>
+      </w:r>
+      <w:proofErr w:type="spellEnd"/>
+      <w:r>
+        <w:rPr>
+          <w:rFonts w:ascii="Times New Roman" w:hAnsi="Times New Roman" w:cs="Times New Roman"/>
+          <w:b/>
+          <w:bCs/>
+        </w:rPr>
+        <w:t>);</w:t>
+      </w:r>
+    </w:p>
+    <w:p>
+      <w:pPr>
+        <w:rPr>
+          <w:rFonts w:ascii="Times New Roman" w:hAnsi="Times New Roman" w:cs="Times New Roman"/>
+          <w:b/>
+          <w:bCs/>
+        </w:rPr>
+      </w:pPr>
+      <w:proofErr w:type="spellStart"/>
+      <w:r>
+        <w:rPr>
+          <w:rFonts w:ascii="Times New Roman" w:hAnsi="Times New Roman" w:cs="Times New Roman"/>
+          <w:b/>
+          <w:bCs/>
+        </w:rPr>
+        <w:t>thetaRad</w:t>
+      </w:r>
+      <w:proofErr w:type="spellEnd"/>
+      <w:r>
+        <w:rPr>
+          <w:rFonts w:ascii="Times New Roman" w:hAnsi="Times New Roman" w:cs="Times New Roman"/>
+          <w:b/>
+          <w:bCs/>
+        </w:rPr>
+        <w:t xml:space="preserve"> = deg2rad(theta);</w:t>
+      </w:r>
+    </w:p>
+    <w:p>
+      <w:pPr>
+        <w:rPr>
+          <w:rFonts w:ascii="Times New Roman" w:hAnsi="Times New Roman" w:cs="Times New Roman"/>
+          <w:b/>
+          <w:bCs/>
+        </w:rPr>
+      </w:pPr>
+    </w:p>
+    <w:p>
+      <w:pPr>
+        <w:rPr>
+          <w:rFonts w:ascii="Times New Roman" w:hAnsi="Times New Roman" w:cs="Times New Roman"/>
+          <w:b/>
+          <w:bCs/>
+        </w:rPr>
+      </w:pPr>
+      <w:r>
+        <w:rPr>
+          <w:rFonts w:ascii="Times New Roman" w:hAnsi="Times New Roman" w:cs="Times New Roman"/>
+          <w:b/>
+          <w:bCs/>
+        </w:rPr>
+        <w:t>% Steering Vector</w:t>
+      </w:r>
+    </w:p>
+    <w:p>
+      <w:pPr>
+        <w:rPr>
+          <w:rFonts w:ascii="Times New Roman" w:hAnsi="Times New Roman" w:cs="Times New Roman"/>
+          <w:b/>
+          <w:bCs/>
+        </w:rPr>
+      </w:pPr>
+      <w:r>
+        <w:rPr>
+          <w:rFonts w:ascii="Times New Roman" w:hAnsi="Times New Roman" w:cs="Times New Roman"/>
+          <w:b/>
+          <w:bCs/>
+        </w:rPr>
+        <w:t>w = exp(-1j*2*pi*d*(</w:t>
+      </w:r>
+      <w:proofErr w:type="gramStart"/>
+      <w:r>
+        <w:rPr>
+          <w:rFonts w:ascii="Times New Roman" w:hAnsi="Times New Roman" w:cs="Times New Roman"/>
+          <w:b/>
+          <w:bCs/>
+        </w:rPr>
+        <w:t>0:N</w:t>
+      </w:r>
+      <w:proofErr w:type="gramEnd"/>
+      <w:r>
+        <w:rPr>
+          <w:rFonts w:ascii="Times New Roman" w:hAnsi="Times New Roman" w:cs="Times New Roman"/>
+          <w:b/>
+          <w:bCs/>
+        </w:rPr>
+        <w:t>-1)'*sin(theta0));</w:t>
+      </w:r>
+    </w:p>
+    <w:p>
+      <w:pPr>
+        <w:rPr>
+          <w:rFonts w:ascii="Times New Roman" w:hAnsi="Times New Roman" w:cs="Times New Roman"/>
+          <w:b/>
+          <w:bCs/>
+        </w:rPr>
+      </w:pPr>
+    </w:p>
+    <w:p>
+      <w:pPr>
+        <w:rPr>
+          <w:rFonts w:ascii="Times New Roman" w:hAnsi="Times New Roman" w:cs="Times New Roman"/>
+          <w:b/>
+          <w:bCs/>
+        </w:rPr>
+      </w:pPr>
+      <w:r>
+        <w:rPr>
+          <w:rFonts w:ascii="Times New Roman" w:hAnsi="Times New Roman" w:cs="Times New Roman"/>
+          <w:b/>
+          <w:bCs/>
+        </w:rPr>
+        <w:t>% Array Factor</w:t>
+      </w:r>
+    </w:p>
+    <w:p>
+      <w:pPr>
+        <w:rPr>
+          <w:rFonts w:ascii="Times New Roman" w:hAnsi="Times New Roman" w:cs="Times New Roman"/>
+          <w:b/>
+          <w:bCs/>
+        </w:rPr>
+      </w:pPr>
+      <w:r>
+        <w:rPr>
+          <w:rFonts w:ascii="Times New Roman" w:hAnsi="Times New Roman" w:cs="Times New Roman"/>
+          <w:b/>
+          <w:bCs/>
+        </w:rPr>
+        <w:t>AF = zeros(size(</w:t>
+      </w:r>
+      <w:proofErr w:type="spellStart"/>
+      <w:r>
+        <w:rPr>
+          <w:rFonts w:ascii="Times New Roman" w:hAnsi="Times New Roman" w:cs="Times New Roman"/>
+          <w:b/>
+          <w:bCs/>
+        </w:rPr>
+        <w:t>thetaRad</w:t>
+      </w:r>
+      <w:proofErr w:type="spellEnd"/>
+      <w:r>
+        <w:rPr>
+          <w:rFonts w:ascii="Times New Roman" w:hAnsi="Times New Roman" w:cs="Times New Roman"/>
+          <w:b/>
+          <w:bCs/>
+        </w:rPr>
+        <w:t>));</w:t>
+      </w:r>
+    </w:p>
+    <w:p>
+      <w:pPr>
+        <w:rPr>
+          <w:rFonts w:ascii="Times New Roman" w:hAnsi="Times New Roman" w:cs="Times New Roman"/>
+          <w:b/>
+          <w:bCs/>
+        </w:rPr>
+      </w:pPr>
+    </w:p>
+    <w:p>
+      <w:pPr>
+        <w:rPr>
+          <w:rFonts w:ascii="Times New Roman" w:hAnsi="Times New Roman" w:cs="Times New Roman"/>
+          <w:b/>
+          <w:bCs/>
+        </w:rPr>
+      </w:pPr>
+      <w:r>
+        <w:rPr>
+          <w:rFonts w:ascii="Times New Roman" w:hAnsi="Times New Roman" w:cs="Times New Roman"/>
+          <w:b/>
+          <w:bCs/>
+        </w:rPr>
+        <w:t xml:space="preserve">for k = </w:t>
+      </w:r>
+      <w:proofErr w:type="gramStart"/>
+      <w:r>
+        <w:rPr>
+          <w:rFonts w:ascii="Times New Roman" w:hAnsi="Times New Roman" w:cs="Times New Roman"/>
+          <w:b/>
+          <w:bCs/>
+        </w:rPr>
+        <w:t>1:length</w:t>
+      </w:r>
+      <w:proofErr w:type="gramEnd"/>
+      <w:r>
+        <w:rPr>
+          <w:rFonts w:ascii="Times New Roman" w:hAnsi="Times New Roman" w:cs="Times New Roman"/>
+          <w:b/>
+          <w:bCs/>
+        </w:rPr>
+        <w:t>(</w:t>
+      </w:r>
+      <w:proofErr w:type="spellStart"/>
+      <w:r>
+        <w:rPr>
+          <w:rFonts w:ascii="Times New Roman" w:hAnsi="Times New Roman" w:cs="Times New Roman"/>
+          <w:b/>
+          <w:bCs/>
+        </w:rPr>
+        <w:t>thetaRad</w:t>
+      </w:r>
+      <w:proofErr w:type="spellEnd"/>
+      <w:r>
+        <w:rPr>
+          <w:rFonts w:ascii="Times New Roman" w:hAnsi="Times New Roman" w:cs="Times New Roman"/>
+          <w:b/>
+          <w:bCs/>
+        </w:rPr>
+        <w:t>)</w:t>
+      </w:r>
+    </w:p>
+    <w:p>
+      <w:pPr>
+        <w:rPr>
+          <w:rFonts w:ascii="Times New Roman" w:hAnsi="Times New Roman" w:cs="Times New Roman"/>
+          <w:b/>
+          <w:bCs/>
+        </w:rPr>
+      </w:pPr>
+      <w:r>
+        <w:rPr>
+          <w:rFonts w:ascii="Times New Roman" w:hAnsi="Times New Roman" w:cs="Times New Roman"/>
+          <w:b/>
+          <w:bCs/>
+        </w:rPr>
+        <w:t xml:space="preserve">    a = exp(-1j*2*pi*d*(</w:t>
+      </w:r>
+      <w:proofErr w:type="gramStart"/>
+      <w:r>
+        <w:rPr>
+          <w:rFonts w:ascii="Times New Roman" w:hAnsi="Times New Roman" w:cs="Times New Roman"/>
+          <w:b/>
+          <w:bCs/>
+        </w:rPr>
+        <w:t>0:N</w:t>
+      </w:r>
+      <w:proofErr w:type="gramEnd"/>
+      <w:r>
+        <w:rPr>
+          <w:rFonts w:ascii="Times New Roman" w:hAnsi="Times New Roman" w:cs="Times New Roman"/>
+          <w:b/>
+          <w:bCs/>
+        </w:rPr>
+        <w:t>-1)'*sin(</w:t>
+      </w:r>
+      <w:proofErr w:type="spellStart"/>
+      <w:r>
+        <w:rPr>
+          <w:rFonts w:ascii="Times New Roman" w:hAnsi="Times New Roman" w:cs="Times New Roman"/>
+          <w:b/>
+          <w:bCs/>
+        </w:rPr>
+        <w:t>thetaRad</w:t>
+      </w:r>
+      <w:proofErr w:type="spellEnd"/>
+      <w:r>
+        <w:rPr>
+          <w:rFonts w:ascii="Times New Roman" w:hAnsi="Times New Roman" w:cs="Times New Roman"/>
+          <w:b/>
+          <w:bCs/>
+        </w:rPr>
+        <w:t>(k)));</w:t>
+      </w:r>
+    </w:p>
+    <w:p>
+      <w:pPr>
+        <w:rPr>
+          <w:rFonts w:ascii="Times New Roman" w:hAnsi="Times New Roman" w:cs="Times New Roman"/>
+          <w:b/>
+          <w:bCs/>
+        </w:rPr>
+      </w:pPr>
+      <w:r>
+        <w:rPr>
+          <w:rFonts w:ascii="Times New Roman" w:hAnsi="Times New Roman" w:cs="Times New Roman"/>
+          <w:b/>
+          <w:bCs/>
+        </w:rPr>
+        <w:lastRenderedPageBreak/>
+        <w:t xml:space="preserve">    AF(k) = </w:t>
+      </w:r>
+      <w:proofErr w:type="gramStart"/>
+      <w:r>
+        <w:rPr>
+          <w:rFonts w:ascii="Times New Roman" w:hAnsi="Times New Roman" w:cs="Times New Roman"/>
+          <w:b/>
+          <w:bCs/>
+        </w:rPr>
+        <w:t>abs(</w:t>
+      </w:r>
+      <w:proofErr w:type="gramEnd"/>
+      <w:r>
+        <w:rPr>
+          <w:rFonts w:ascii="Times New Roman" w:hAnsi="Times New Roman" w:cs="Times New Roman"/>
+          <w:b/>
+          <w:bCs/>
+        </w:rPr>
+        <w:t>w' * a);</w:t>
+      </w:r>
+    </w:p>
+    <w:p>
+      <w:pPr>
+        <w:rPr>
+          <w:rFonts w:ascii="Times New Roman" w:hAnsi="Times New Roman" w:cs="Times New Roman"/>
+          <w:b/>
+          <w:bCs/>
+        </w:rPr>
+      </w:pPr>
+      <w:r>
+        <w:rPr>
+          <w:rFonts w:ascii="Times New Roman" w:hAnsi="Times New Roman" w:cs="Times New Roman"/>
+          <w:b/>
+          <w:bCs/>
+        </w:rPr>
+        <w:t>end</w:t>
+      </w:r>
+    </w:p>
+    <w:p>
+      <w:pPr>
+        <w:rPr>
+          <w:rFonts w:ascii="Times New Roman" w:hAnsi="Times New Roman" w:cs="Times New Roman"/>
+          <w:b/>
+          <w:bCs/>
+        </w:rPr>
+      </w:pPr>
+    </w:p>
+    <w:p>
+      <w:pPr>
+        <w:rPr>
+          <w:rFonts w:ascii="Times New Roman" w:hAnsi="Times New Roman" w:cs="Times New Roman"/>
+          <w:b/>
+          <w:bCs/>
+        </w:rPr>
+      </w:pPr>
+      <w:r>
+        <w:rPr>
+          <w:rFonts w:ascii="Times New Roman" w:hAnsi="Times New Roman" w:cs="Times New Roman"/>
+          <w:b/>
+          <w:bCs/>
+        </w:rPr>
+        <w:t>% Normalize</w:t>
+      </w:r>
+    </w:p>
+    <w:p>
+      <w:pPr>
+        <w:rPr>
+          <w:rFonts w:ascii="Times New Roman" w:hAnsi="Times New Roman" w:cs="Times New Roman"/>
+          <w:b/>
+          <w:bCs/>
+        </w:rPr>
+      </w:pPr>
+      <w:r>
+        <w:rPr>
+          <w:rFonts w:ascii="Times New Roman" w:hAnsi="Times New Roman" w:cs="Times New Roman"/>
+          <w:b/>
+          <w:bCs/>
+        </w:rPr>
+        <w:t xml:space="preserve">AF = </w:t>
+      </w:r>
+      <w:proofErr w:type="gramStart"/>
+      <w:r>
+        <w:rPr>
+          <w:rFonts w:ascii="Times New Roman" w:hAnsi="Times New Roman" w:cs="Times New Roman"/>
+          <w:b/>
+          <w:bCs/>
+        </w:rPr>
+        <w:t>AF .</w:t>
+      </w:r>
+      <w:proofErr w:type="gramEnd"/>
+      <w:r>
+        <w:rPr>
+          <w:rFonts w:ascii="Times New Roman" w:hAnsi="Times New Roman" w:cs="Times New Roman"/>
+          <w:b/>
+          <w:bCs/>
+        </w:rPr>
+        <w:t xml:space="preserve">/ </w:t>
+      </w:r>
+      <w:proofErr w:type="gramStart"/>
+      <w:r>
+        <w:rPr>
+          <w:rFonts w:ascii="Times New Roman" w:hAnsi="Times New Roman" w:cs="Times New Roman"/>
+          <w:b/>
+          <w:bCs/>
+        </w:rPr>
+        <w:t>max(</w:t>
+      </w:r>
+      <w:proofErr w:type="gramEnd"/>
+      <w:r>
+        <w:rPr>
+          <w:rFonts w:ascii="Times New Roman" w:hAnsi="Times New Roman" w:cs="Times New Roman"/>
+          <w:b/>
+          <w:bCs/>
+        </w:rPr>
+        <w:t>AF);</w:t>
+      </w:r>
+    </w:p>
+    <w:p>
+      <w:pPr>
+        <w:rPr>
+          <w:rFonts w:ascii="Times New Roman" w:hAnsi="Times New Roman" w:cs="Times New Roman"/>
+          <w:b/>
+          <w:bCs/>
+        </w:rPr>
+      </w:pPr>
+    </w:p>
+    <w:p>
+      <w:pPr>
+        <w:rPr>
+          <w:rFonts w:ascii="Times New Roman" w:hAnsi="Times New Roman" w:cs="Times New Roman"/>
+          <w:b/>
+          <w:bCs/>
+        </w:rPr>
+      </w:pPr>
+      <w:r>
+        <w:rPr>
+          <w:rFonts w:ascii="Times New Roman" w:hAnsi="Times New Roman" w:cs="Times New Roman"/>
+          <w:b/>
+          <w:bCs/>
+        </w:rPr>
+        <w:t>% Apply Channel Condition and SINR</w:t>
+      </w:r>
+    </w:p>
+    <w:p>
+      <w:pPr>
+        <w:rPr>
+          <w:rFonts w:ascii="Times New Roman" w:hAnsi="Times New Roman" w:cs="Times New Roman"/>
+          <w:b/>
+          <w:bCs/>
+        </w:rPr>
+      </w:pPr>
+      <w:r>
+        <w:rPr>
+          <w:rFonts w:ascii="Times New Roman" w:hAnsi="Times New Roman" w:cs="Times New Roman"/>
+          <w:b/>
+          <w:bCs/>
+        </w:rPr>
+        <w:t xml:space="preserve">AF = AF * </w:t>
+      </w:r>
+      <w:proofErr w:type="spellStart"/>
+      <w:r>
+        <w:rPr>
+          <w:rFonts w:ascii="Times New Roman" w:hAnsi="Times New Roman" w:cs="Times New Roman"/>
+          <w:b/>
+          <w:bCs/>
+        </w:rPr>
+        <w:t>channelGain</w:t>
+      </w:r>
+      <w:proofErr w:type="spellEnd"/>
+      <w:r>
+        <w:rPr>
+          <w:rFonts w:ascii="Times New Roman" w:hAnsi="Times New Roman" w:cs="Times New Roman"/>
+          <w:b/>
+          <w:bCs/>
+        </w:rPr>
+        <w:t xml:space="preserve"> * (SINR/20);</w:t>
+      </w:r>
+    </w:p>
+    <w:p>
+      <w:pPr>
+        <w:rPr>
+          <w:rFonts w:ascii="Times New Roman" w:hAnsi="Times New Roman" w:cs="Times New Roman"/>
+          <w:b/>
+          <w:bCs/>
+        </w:rPr>
+      </w:pPr>
+    </w:p>
+    <w:p>
+      <w:pPr>
+        <w:rPr>
+          <w:rFonts w:ascii="Times New Roman" w:hAnsi="Times New Roman" w:cs="Times New Roman"/>
+          <w:b/>
+          <w:bCs/>
+        </w:rPr>
+      </w:pPr>
+      <w:r>
+        <w:rPr>
+          <w:rFonts w:ascii="Times New Roman" w:hAnsi="Times New Roman" w:cs="Times New Roman"/>
+          <w:b/>
+          <w:bCs/>
+        </w:rPr>
+        <w:t>% Plot</w:t>
+      </w:r>
     </w:p>
     <w:p>
       <w:pPr>
@@ -296,649 +1022,25 @@
           <w:b/>
           <w:bCs/>
         </w:rPr>
-        <w:t>hold on;</w:t>
-      </w:r>
-    </w:p>
-    <w:p>
-      <w:pPr>
-        <w:rPr>
-          <w:rFonts w:ascii="Times New Roman" w:hAnsi="Times New Roman" w:cs="Times New Roman"/>
-          <w:b/>
-          <w:bCs/>
-        </w:rPr>
-      </w:pPr>
-    </w:p>
-    <w:p>
-      <w:pPr>
-        <w:rPr>
-          <w:rFonts w:ascii="Times New Roman" w:hAnsi="Times New Roman" w:cs="Times New Roman"/>
-          <w:b/>
-          <w:bCs/>
-        </w:rPr>
-      </w:pPr>
-      <w:r>
-        <w:rPr>
-          <w:rFonts w:ascii="Times New Roman" w:hAnsi="Times New Roman" w:cs="Times New Roman"/>
-          <w:b/>
-          <w:bCs/>
-        </w:rPr>
-        <w:t xml:space="preserve">for </w:t>
-      </w:r>
-      <w:proofErr w:type="spellStart"/>
-      <w:r>
-        <w:rPr>
-          <w:rFonts w:ascii="Times New Roman" w:hAnsi="Times New Roman" w:cs="Times New Roman"/>
-          <w:b/>
-          <w:bCs/>
-        </w:rPr>
-        <w:t>bw</w:t>
-      </w:r>
-      <w:proofErr w:type="spellEnd"/>
-      <w:r>
-        <w:rPr>
-          <w:rFonts w:ascii="Times New Roman" w:hAnsi="Times New Roman" w:cs="Times New Roman"/>
-          <w:b/>
-          <w:bCs/>
-        </w:rPr>
-        <w:t xml:space="preserve"> = bandwidth</w:t>
-      </w:r>
-    </w:p>
-    <w:p>
-      <w:pPr>
-        <w:rPr>
-          <w:rFonts w:ascii="Times New Roman" w:hAnsi="Times New Roman" w:cs="Times New Roman"/>
-          <w:b/>
-          <w:bCs/>
-        </w:rPr>
-      </w:pPr>
-    </w:p>
-    <w:p>
-      <w:pPr>
-        <w:rPr>
-          <w:rFonts w:ascii="Times New Roman" w:hAnsi="Times New Roman" w:cs="Times New Roman"/>
-          <w:b/>
-          <w:bCs/>
-        </w:rPr>
-      </w:pPr>
-      <w:r>
-        <w:rPr>
-          <w:rFonts w:ascii="Times New Roman" w:hAnsi="Times New Roman" w:cs="Times New Roman"/>
-          <w:b/>
-          <w:bCs/>
-        </w:rPr>
-        <w:t xml:space="preserve">    throughput = zeros(size(SNR));</w:t>
-      </w:r>
-    </w:p>
-    <w:p>
-      <w:pPr>
-        <w:rPr>
-          <w:rFonts w:ascii="Times New Roman" w:hAnsi="Times New Roman" w:cs="Times New Roman"/>
-          <w:b/>
-          <w:bCs/>
-        </w:rPr>
-      </w:pPr>
-    </w:p>
-    <w:p>
-      <w:pPr>
-        <w:rPr>
-          <w:rFonts w:ascii="Times New Roman" w:hAnsi="Times New Roman" w:cs="Times New Roman"/>
-          <w:b/>
-          <w:bCs/>
-        </w:rPr>
-      </w:pPr>
-      <w:r>
-        <w:rPr>
-          <w:rFonts w:ascii="Times New Roman" w:hAnsi="Times New Roman" w:cs="Times New Roman"/>
-          <w:b/>
-          <w:bCs/>
-        </w:rPr>
-        <w:t xml:space="preserve">    for </w:t>
-      </w:r>
-      <w:proofErr w:type="spellStart"/>
-      <w:r>
-        <w:rPr>
-          <w:rFonts w:ascii="Times New Roman" w:hAnsi="Times New Roman" w:cs="Times New Roman"/>
-          <w:b/>
-          <w:bCs/>
-        </w:rPr>
-        <w:t>i</w:t>
-      </w:r>
-      <w:proofErr w:type="spellEnd"/>
-      <w:r>
-        <w:rPr>
-          <w:rFonts w:ascii="Times New Roman" w:hAnsi="Times New Roman" w:cs="Times New Roman"/>
-          <w:b/>
-          <w:bCs/>
-        </w:rPr>
-        <w:t xml:space="preserve"> = 1:length(SNR)</w:t>
-      </w:r>
-    </w:p>
-    <w:p>
-      <w:pPr>
-        <w:rPr>
-          <w:rFonts w:ascii="Times New Roman" w:hAnsi="Times New Roman" w:cs="Times New Roman"/>
-          <w:b/>
-          <w:bCs/>
-        </w:rPr>
-      </w:pPr>
-    </w:p>
-    <w:p>
-      <w:pPr>
-        <w:rPr>
-          <w:rFonts w:ascii="Times New Roman" w:hAnsi="Times New Roman" w:cs="Times New Roman"/>
-          <w:b/>
-          <w:bCs/>
-        </w:rPr>
-      </w:pPr>
-      <w:r>
-        <w:rPr>
-          <w:rFonts w:ascii="Times New Roman" w:hAnsi="Times New Roman" w:cs="Times New Roman"/>
-          <w:b/>
-          <w:bCs/>
-        </w:rPr>
-        <w:t xml:space="preserve">        % Modulation Selection</w:t>
-      </w:r>
-    </w:p>
-    <w:p>
-      <w:pPr>
-        <w:rPr>
-          <w:rFonts w:ascii="Times New Roman" w:hAnsi="Times New Roman" w:cs="Times New Roman"/>
-          <w:b/>
-          <w:bCs/>
-        </w:rPr>
-      </w:pPr>
-      <w:r>
-        <w:rPr>
-          <w:rFonts w:ascii="Times New Roman" w:hAnsi="Times New Roman" w:cs="Times New Roman"/>
-          <w:b/>
-          <w:bCs/>
-        </w:rPr>
-        <w:t xml:space="preserve">        if SNR(</w:t>
-      </w:r>
-      <w:proofErr w:type="spellStart"/>
-      <w:r>
-        <w:rPr>
-          <w:rFonts w:ascii="Times New Roman" w:hAnsi="Times New Roman" w:cs="Times New Roman"/>
-          <w:b/>
-          <w:bCs/>
-        </w:rPr>
-        <w:t>i</w:t>
-      </w:r>
-      <w:proofErr w:type="spellEnd"/>
-      <w:r>
-        <w:rPr>
-          <w:rFonts w:ascii="Times New Roman" w:hAnsi="Times New Roman" w:cs="Times New Roman"/>
-          <w:b/>
-          <w:bCs/>
-        </w:rPr>
-        <w:t>) &lt; 10</w:t>
-      </w:r>
-    </w:p>
-    <w:p>
-      <w:pPr>
-        <w:rPr>
-          <w:rFonts w:ascii="Times New Roman" w:hAnsi="Times New Roman" w:cs="Times New Roman"/>
-          <w:b/>
-          <w:bCs/>
-        </w:rPr>
-      </w:pPr>
-      <w:r>
-        <w:rPr>
-          <w:rFonts w:ascii="Times New Roman" w:hAnsi="Times New Roman" w:cs="Times New Roman"/>
-          <w:b/>
-          <w:bCs/>
-        </w:rPr>
-        <w:t xml:space="preserve">            </w:t>
-      </w:r>
-      <w:proofErr w:type="spellStart"/>
-      <w:r>
-        <w:rPr>
-          <w:rFonts w:ascii="Times New Roman" w:hAnsi="Times New Roman" w:cs="Times New Roman"/>
-          <w:b/>
-          <w:bCs/>
-        </w:rPr>
-        <w:t>bitsPerSymbol</w:t>
-      </w:r>
-      <w:proofErr w:type="spellEnd"/>
-      <w:r>
-        <w:rPr>
-          <w:rFonts w:ascii="Times New Roman" w:hAnsi="Times New Roman" w:cs="Times New Roman"/>
-          <w:b/>
-          <w:bCs/>
-        </w:rPr>
-        <w:t xml:space="preserve"> = </w:t>
-      </w:r>
-      <w:proofErr w:type="gramStart"/>
-      <w:r>
-        <w:rPr>
-          <w:rFonts w:ascii="Times New Roman" w:hAnsi="Times New Roman" w:cs="Times New Roman"/>
-          <w:b/>
-          <w:bCs/>
-        </w:rPr>
-        <w:t xml:space="preserve">2;   </w:t>
-      </w:r>
-      <w:proofErr w:type="gramEnd"/>
-      <w:r>
-        <w:rPr>
-          <w:rFonts w:ascii="Times New Roman" w:hAnsi="Times New Roman" w:cs="Times New Roman"/>
-          <w:b/>
-          <w:bCs/>
-        </w:rPr>
-        <w:t xml:space="preserve">     % QPSK</w:t>
-      </w:r>
-    </w:p>
-    <w:p>
-      <w:pPr>
-        <w:rPr>
-          <w:rFonts w:ascii="Times New Roman" w:hAnsi="Times New Roman" w:cs="Times New Roman"/>
-          <w:b/>
-          <w:bCs/>
-        </w:rPr>
-      </w:pPr>
-      <w:r>
-        <w:rPr>
-          <w:rFonts w:ascii="Times New Roman" w:hAnsi="Times New Roman" w:cs="Times New Roman"/>
-          <w:b/>
-          <w:bCs/>
-        </w:rPr>
-        <w:t xml:space="preserve">        elseif SNR(</w:t>
-      </w:r>
-      <w:proofErr w:type="spellStart"/>
-      <w:r>
-        <w:rPr>
-          <w:rFonts w:ascii="Times New Roman" w:hAnsi="Times New Roman" w:cs="Times New Roman"/>
-          <w:b/>
-          <w:bCs/>
-        </w:rPr>
-        <w:t>i</w:t>
-      </w:r>
-      <w:proofErr w:type="spellEnd"/>
-      <w:r>
-        <w:rPr>
-          <w:rFonts w:ascii="Times New Roman" w:hAnsi="Times New Roman" w:cs="Times New Roman"/>
-          <w:b/>
-          <w:bCs/>
-        </w:rPr>
-        <w:t>) &lt; 20</w:t>
-      </w:r>
-    </w:p>
-    <w:p>
-      <w:pPr>
-        <w:rPr>
-          <w:rFonts w:ascii="Times New Roman" w:hAnsi="Times New Roman" w:cs="Times New Roman"/>
-          <w:b/>
-          <w:bCs/>
-        </w:rPr>
-      </w:pPr>
-      <w:r>
-        <w:rPr>
-          <w:rFonts w:ascii="Times New Roman" w:hAnsi="Times New Roman" w:cs="Times New Roman"/>
-          <w:b/>
-          <w:bCs/>
-        </w:rPr>
-        <w:t xml:space="preserve">            </w:t>
-      </w:r>
-      <w:proofErr w:type="spellStart"/>
-      <w:r>
-        <w:rPr>
-          <w:rFonts w:ascii="Times New Roman" w:hAnsi="Times New Roman" w:cs="Times New Roman"/>
-          <w:b/>
-          <w:bCs/>
-        </w:rPr>
-        <w:t>bitsPerSymbol</w:t>
-      </w:r>
-      <w:proofErr w:type="spellEnd"/>
-      <w:r>
-        <w:rPr>
-          <w:rFonts w:ascii="Times New Roman" w:hAnsi="Times New Roman" w:cs="Times New Roman"/>
-          <w:b/>
-          <w:bCs/>
-        </w:rPr>
-        <w:t xml:space="preserve"> = </w:t>
-      </w:r>
-      <w:proofErr w:type="gramStart"/>
-      <w:r>
-        <w:rPr>
-          <w:rFonts w:ascii="Times New Roman" w:hAnsi="Times New Roman" w:cs="Times New Roman"/>
-          <w:b/>
-          <w:bCs/>
-        </w:rPr>
-        <w:t xml:space="preserve">4;   </w:t>
-      </w:r>
-      <w:proofErr w:type="gramEnd"/>
-      <w:r>
-        <w:rPr>
-          <w:rFonts w:ascii="Times New Roman" w:hAnsi="Times New Roman" w:cs="Times New Roman"/>
-          <w:b/>
-          <w:bCs/>
-        </w:rPr>
-        <w:t xml:space="preserve">     % 16-QAM</w:t>
-      </w:r>
-    </w:p>
-    <w:p>
-      <w:pPr>
-        <w:rPr>
-          <w:rFonts w:ascii="Times New Roman" w:hAnsi="Times New Roman" w:cs="Times New Roman"/>
-          <w:b/>
-          <w:bCs/>
-        </w:rPr>
-      </w:pPr>
-      <w:r>
-        <w:rPr>
-          <w:rFonts w:ascii="Times New Roman" w:hAnsi="Times New Roman" w:cs="Times New Roman"/>
-          <w:b/>
-          <w:bCs/>
-        </w:rPr>
-        <w:t xml:space="preserve">        else</w:t>
-      </w:r>
-    </w:p>
-    <w:p>
-      <w:pPr>
-        <w:rPr>
-          <w:rFonts w:ascii="Times New Roman" w:hAnsi="Times New Roman" w:cs="Times New Roman"/>
-          <w:b/>
-          <w:bCs/>
-        </w:rPr>
-      </w:pPr>
-      <w:r>
-        <w:rPr>
-          <w:rFonts w:ascii="Times New Roman" w:hAnsi="Times New Roman" w:cs="Times New Roman"/>
-          <w:b/>
-          <w:bCs/>
-        </w:rPr>
-        <w:t xml:space="preserve">            </w:t>
-      </w:r>
-      <w:proofErr w:type="spellStart"/>
-      <w:r>
-        <w:rPr>
-          <w:rFonts w:ascii="Times New Roman" w:hAnsi="Times New Roman" w:cs="Times New Roman"/>
-          <w:b/>
-          <w:bCs/>
-        </w:rPr>
-        <w:t>bitsPerSymbol</w:t>
-      </w:r>
-      <w:proofErr w:type="spellEnd"/>
-      <w:r>
-        <w:rPr>
-          <w:rFonts w:ascii="Times New Roman" w:hAnsi="Times New Roman" w:cs="Times New Roman"/>
-          <w:b/>
-          <w:bCs/>
-        </w:rPr>
-        <w:t xml:space="preserve"> = </w:t>
-      </w:r>
-      <w:proofErr w:type="gramStart"/>
-      <w:r>
-        <w:rPr>
-          <w:rFonts w:ascii="Times New Roman" w:hAnsi="Times New Roman" w:cs="Times New Roman"/>
-          <w:b/>
-          <w:bCs/>
-        </w:rPr>
-        <w:t xml:space="preserve">6;   </w:t>
-      </w:r>
-      <w:proofErr w:type="gramEnd"/>
-      <w:r>
-        <w:rPr>
-          <w:rFonts w:ascii="Times New Roman" w:hAnsi="Times New Roman" w:cs="Times New Roman"/>
-          <w:b/>
-          <w:bCs/>
-        </w:rPr>
-        <w:t xml:space="preserve">     % 64-QAM</w:t>
-      </w:r>
-    </w:p>
-    <w:p>
-      <w:pPr>
-        <w:rPr>
-          <w:rFonts w:ascii="Times New Roman" w:hAnsi="Times New Roman" w:cs="Times New Roman"/>
-          <w:b/>
-          <w:bCs/>
-        </w:rPr>
-      </w:pPr>
-      <w:r>
-        <w:rPr>
-          <w:rFonts w:ascii="Times New Roman" w:hAnsi="Times New Roman" w:cs="Times New Roman"/>
-          <w:b/>
-          <w:bCs/>
-        </w:rPr>
-        <w:t xml:space="preserve">        end</w:t>
-      </w:r>
-    </w:p>
-    <w:p>
-      <w:pPr>
-        <w:rPr>
-          <w:rFonts w:ascii="Times New Roman" w:hAnsi="Times New Roman" w:cs="Times New Roman"/>
-          <w:b/>
-          <w:bCs/>
-        </w:rPr>
-      </w:pPr>
-    </w:p>
-    <w:p>
-      <w:pPr>
-        <w:rPr>
-          <w:rFonts w:ascii="Times New Roman" w:hAnsi="Times New Roman" w:cs="Times New Roman"/>
-          <w:b/>
-          <w:bCs/>
-        </w:rPr>
-      </w:pPr>
-      <w:r>
-        <w:rPr>
-          <w:rFonts w:ascii="Times New Roman" w:hAnsi="Times New Roman" w:cs="Times New Roman"/>
-          <w:b/>
-          <w:bCs/>
-        </w:rPr>
-        <w:t xml:space="preserve">        % LTE Throughput Formula (Approximate)</w:t>
-      </w:r>
-    </w:p>
-    <w:p>
-      <w:pPr>
-        <w:rPr>
-          <w:rFonts w:ascii="Times New Roman" w:hAnsi="Times New Roman" w:cs="Times New Roman"/>
-          <w:b/>
-          <w:bCs/>
-        </w:rPr>
-      </w:pPr>
-      <w:r>
-        <w:rPr>
-          <w:rFonts w:ascii="Times New Roman" w:hAnsi="Times New Roman" w:cs="Times New Roman"/>
-          <w:b/>
-          <w:bCs/>
-        </w:rPr>
-        <w:t xml:space="preserve">        throughput(</w:t>
-      </w:r>
-      <w:proofErr w:type="spellStart"/>
-      <w:r>
-        <w:rPr>
-          <w:rFonts w:ascii="Times New Roman" w:hAnsi="Times New Roman" w:cs="Times New Roman"/>
-          <w:b/>
-          <w:bCs/>
-        </w:rPr>
-        <w:t>i</w:t>
-      </w:r>
-      <w:proofErr w:type="spellEnd"/>
-      <w:r>
-        <w:rPr>
-          <w:rFonts w:ascii="Times New Roman" w:hAnsi="Times New Roman" w:cs="Times New Roman"/>
-          <w:b/>
-          <w:bCs/>
-        </w:rPr>
-        <w:t>) = (</w:t>
-      </w:r>
-      <w:proofErr w:type="spellStart"/>
-      <w:r>
-        <w:rPr>
-          <w:rFonts w:ascii="Times New Roman" w:hAnsi="Times New Roman" w:cs="Times New Roman"/>
-          <w:b/>
-          <w:bCs/>
-        </w:rPr>
-        <w:t>bw</w:t>
-      </w:r>
-      <w:proofErr w:type="spellEnd"/>
-      <w:r>
-        <w:rPr>
-          <w:rFonts w:ascii="Times New Roman" w:hAnsi="Times New Roman" w:cs="Times New Roman"/>
-          <w:b/>
-          <w:bCs/>
-        </w:rPr>
-        <w:t>*1e6*</w:t>
-      </w:r>
-      <w:proofErr w:type="spellStart"/>
-      <w:r>
-        <w:rPr>
-          <w:rFonts w:ascii="Times New Roman" w:hAnsi="Times New Roman" w:cs="Times New Roman"/>
-          <w:b/>
-          <w:bCs/>
-        </w:rPr>
-        <w:t>bitsPerSymbol</w:t>
-      </w:r>
-      <w:proofErr w:type="spellEnd"/>
-      <w:r>
-        <w:rPr>
-          <w:rFonts w:ascii="Times New Roman" w:hAnsi="Times New Roman" w:cs="Times New Roman"/>
-          <w:b/>
-          <w:bCs/>
-        </w:rPr>
-        <w:t>*</w:t>
-      </w:r>
-      <w:proofErr w:type="spellStart"/>
-      <w:r>
-        <w:rPr>
-          <w:rFonts w:ascii="Times New Roman" w:hAnsi="Times New Roman" w:cs="Times New Roman"/>
-          <w:b/>
-          <w:bCs/>
-        </w:rPr>
-        <w:t>codingRate</w:t>
-      </w:r>
-      <w:proofErr w:type="spellEnd"/>
-      <w:r>
-        <w:rPr>
-          <w:rFonts w:ascii="Times New Roman" w:hAnsi="Times New Roman" w:cs="Times New Roman"/>
-          <w:b/>
-          <w:bCs/>
-        </w:rPr>
-        <w:t>)/(</w:t>
-      </w:r>
-      <w:proofErr w:type="spellStart"/>
-      <w:r>
-        <w:rPr>
-          <w:rFonts w:ascii="Times New Roman" w:hAnsi="Times New Roman" w:cs="Times New Roman"/>
-          <w:b/>
-          <w:bCs/>
-        </w:rPr>
-        <w:t>userLoad</w:t>
-      </w:r>
-      <w:proofErr w:type="spellEnd"/>
-      <w:r>
-        <w:rPr>
-          <w:rFonts w:ascii="Times New Roman" w:hAnsi="Times New Roman" w:cs="Times New Roman"/>
-          <w:b/>
-          <w:bCs/>
-        </w:rPr>
-        <w:t>*1000);</w:t>
-      </w:r>
-    </w:p>
-    <w:p>
-      <w:pPr>
-        <w:rPr>
-          <w:rFonts w:ascii="Times New Roman" w:hAnsi="Times New Roman" w:cs="Times New Roman"/>
-          <w:b/>
-          <w:bCs/>
-        </w:rPr>
-      </w:pPr>
-    </w:p>
-    <w:p>
-      <w:pPr>
-        <w:rPr>
-          <w:rFonts w:ascii="Times New Roman" w:hAnsi="Times New Roman" w:cs="Times New Roman"/>
-          <w:b/>
-          <w:bCs/>
-        </w:rPr>
-      </w:pPr>
-      <w:r>
-        <w:rPr>
-          <w:rFonts w:ascii="Times New Roman" w:hAnsi="Times New Roman" w:cs="Times New Roman"/>
-          <w:b/>
-          <w:bCs/>
-        </w:rPr>
-        <w:t xml:space="preserve">    end</w:t>
-      </w:r>
-    </w:p>
-    <w:p>
-      <w:pPr>
-        <w:rPr>
-          <w:rFonts w:ascii="Times New Roman" w:hAnsi="Times New Roman" w:cs="Times New Roman"/>
-          <w:b/>
-          <w:bCs/>
-        </w:rPr>
-      </w:pPr>
-    </w:p>
-    <w:p>
-      <w:pPr>
-        <w:rPr>
-          <w:rFonts w:ascii="Times New Roman" w:hAnsi="Times New Roman" w:cs="Times New Roman"/>
-          <w:b/>
-          <w:bCs/>
-        </w:rPr>
-      </w:pPr>
-      <w:r>
-        <w:rPr>
-          <w:rFonts w:ascii="Times New Roman" w:hAnsi="Times New Roman" w:cs="Times New Roman"/>
-          <w:b/>
-          <w:bCs/>
-        </w:rPr>
-        <w:t xml:space="preserve">    </w:t>
-      </w:r>
-      <w:proofErr w:type="gramStart"/>
-      <w:r>
-        <w:rPr>
-          <w:rFonts w:ascii="Times New Roman" w:hAnsi="Times New Roman" w:cs="Times New Roman"/>
-          <w:b/>
-          <w:bCs/>
-        </w:rPr>
-        <w:t>plot(</w:t>
-      </w:r>
-      <w:proofErr w:type="gramEnd"/>
-      <w:r>
-        <w:rPr>
-          <w:rFonts w:ascii="Times New Roman" w:hAnsi="Times New Roman" w:cs="Times New Roman"/>
-          <w:b/>
-          <w:bCs/>
-        </w:rPr>
-        <w:t>SNR,throughput,'LineWidth',2);</w:t>
-      </w:r>
-    </w:p>
-    <w:p>
-      <w:pPr>
-        <w:rPr>
-          <w:rFonts w:ascii="Times New Roman" w:hAnsi="Times New Roman" w:cs="Times New Roman"/>
-          <w:b/>
-          <w:bCs/>
-        </w:rPr>
-      </w:pPr>
-    </w:p>
-    <w:p>
-      <w:pPr>
-        <w:rPr>
-          <w:rFonts w:ascii="Times New Roman" w:hAnsi="Times New Roman" w:cs="Times New Roman"/>
-          <w:b/>
-          <w:bCs/>
-        </w:rPr>
-      </w:pPr>
-      <w:r>
-        <w:rPr>
-          <w:rFonts w:ascii="Times New Roman" w:hAnsi="Times New Roman" w:cs="Times New Roman"/>
-          <w:b/>
-          <w:bCs/>
-        </w:rPr>
-        <w:t>end</w:t>
-      </w:r>
-    </w:p>
-    <w:p>
-      <w:pPr>
-        <w:rPr>
-          <w:rFonts w:ascii="Times New Roman" w:hAnsi="Times New Roman" w:cs="Times New Roman"/>
-          <w:b/>
-          <w:bCs/>
-        </w:rPr>
-      </w:pPr>
+        <w:t>plot(theta,20*log10(AF),'LineWidth',2);</w:t>
+      </w:r>
+    </w:p>
+    <w:p>
+      <w:pPr>
+        <w:rPr>
+          <w:rFonts w:ascii="Times New Roman" w:hAnsi="Times New Roman" w:cs="Times New Roman"/>
+          <w:b/>
+          <w:bCs/>
+        </w:rPr>
+      </w:pPr>
+      <w:r>
+        <w:rPr>
+          <w:rFonts w:ascii="Times New Roman" w:hAnsi="Times New Roman" w:cs="Times New Roman"/>
+          <w:b/>
+          <w:bCs/>
+        </w:rPr>
+        <w:t>grid on;</w:t>
+      </w:r>
     </w:p>
     <w:p>
       <w:pPr>
@@ -974,7 +1076,7 @@
           <w:b/>
           <w:bCs/>
         </w:rPr>
-        <w:t>'SNR (dB)');</w:t>
+        <w:t>'Angle (Degrees)');</w:t>
       </w:r>
     </w:p>
     <w:p>
@@ -1011,7 +1113,7 @@
           <w:b/>
           <w:bCs/>
         </w:rPr>
-        <w:t>'Throughput (Mbps)');</w:t>
+        <w:t>'Beam Gain (dB)');</w:t>
       </w:r>
     </w:p>
     <w:p>
@@ -1038,41 +1140,395 @@
           <w:b/>
           <w:bCs/>
         </w:rPr>
-        <w:t>'LTE Throughput Performance');</w:t>
-      </w:r>
-    </w:p>
-    <w:p>
-      <w:pPr>
-        <w:rPr>
-          <w:rFonts w:ascii="Times New Roman" w:hAnsi="Times New Roman" w:cs="Times New Roman"/>
-          <w:b/>
-          <w:bCs/>
-        </w:rPr>
-      </w:pPr>
-      <w:r>
-        <w:rPr>
-          <w:rFonts w:ascii="Times New Roman" w:hAnsi="Times New Roman" w:cs="Times New Roman"/>
-          <w:b/>
-          <w:bCs/>
-        </w:rPr>
-        <w:t>legend('1.4 MHz','3 MHz','5 MHz','10 MHz','15 MHz','20 MHz');</w:t>
-      </w:r>
-    </w:p>
-    <w:p>
-      <w:pPr>
-        <w:rPr>
-          <w:rFonts w:ascii="Times New Roman" w:hAnsi="Times New Roman" w:cs="Times New Roman"/>
-          <w:b/>
-          <w:bCs/>
-        </w:rPr>
-      </w:pPr>
-      <w:r>
-        <w:rPr>
-          <w:rFonts w:ascii="Times New Roman" w:hAnsi="Times New Roman" w:cs="Times New Roman"/>
-          <w:b/>
-          <w:bCs/>
-        </w:rPr>
-        <w:t>grid on;</w:t>
+        <w:t>'Digital Beamforming Simulation');</w:t>
+      </w:r>
+    </w:p>
+    <w:p>
+      <w:pPr>
+        <w:rPr>
+          <w:rFonts w:ascii="Times New Roman" w:hAnsi="Times New Roman" w:cs="Times New Roman"/>
+          <w:b/>
+          <w:bCs/>
+        </w:rPr>
+      </w:pPr>
+      <w:proofErr w:type="spellStart"/>
+      <w:proofErr w:type="gramStart"/>
+      <w:r>
+        <w:rPr>
+          <w:rFonts w:ascii="Times New Roman" w:hAnsi="Times New Roman" w:cs="Times New Roman"/>
+          <w:b/>
+          <w:bCs/>
+        </w:rPr>
+        <w:t>ylim</w:t>
+      </w:r>
+      <w:proofErr w:type="spellEnd"/>
+      <w:r>
+        <w:rPr>
+          <w:rFonts w:ascii="Times New Roman" w:hAnsi="Times New Roman" w:cs="Times New Roman"/>
+          <w:b/>
+          <w:bCs/>
+        </w:rPr>
+        <w:t>(</w:t>
+      </w:r>
+      <w:proofErr w:type="gramEnd"/>
+      <w:r>
+        <w:rPr>
+          <w:rFonts w:ascii="Times New Roman" w:hAnsi="Times New Roman" w:cs="Times New Roman"/>
+          <w:b/>
+          <w:bCs/>
+        </w:rPr>
+        <w:t>[-40 5]);</w:t>
+      </w:r>
+    </w:p>
+    <w:p>
+      <w:pPr>
+        <w:rPr>
+          <w:rFonts w:ascii="Times New Roman" w:hAnsi="Times New Roman" w:cs="Times New Roman"/>
+          <w:b/>
+          <w:bCs/>
+        </w:rPr>
+      </w:pPr>
+    </w:p>
+    <w:p>
+      <w:pPr>
+        <w:rPr>
+          <w:rFonts w:ascii="Times New Roman" w:hAnsi="Times New Roman" w:cs="Times New Roman"/>
+          <w:b/>
+          <w:bCs/>
+        </w:rPr>
+      </w:pPr>
+      <w:r>
+        <w:rPr>
+          <w:rFonts w:ascii="Times New Roman" w:hAnsi="Times New Roman" w:cs="Times New Roman"/>
+          <w:b/>
+          <w:bCs/>
+        </w:rPr>
+        <w:t>% Display Parameters</w:t>
+      </w:r>
+    </w:p>
+    <w:p>
+      <w:pPr>
+        <w:rPr>
+          <w:rFonts w:ascii="Times New Roman" w:hAnsi="Times New Roman" w:cs="Times New Roman"/>
+          <w:b/>
+          <w:bCs/>
+        </w:rPr>
+      </w:pPr>
+      <w:proofErr w:type="spellStart"/>
+      <w:proofErr w:type="gramStart"/>
+      <w:r>
+        <w:rPr>
+          <w:rFonts w:ascii="Times New Roman" w:hAnsi="Times New Roman" w:cs="Times New Roman"/>
+          <w:b/>
+          <w:bCs/>
+        </w:rPr>
+        <w:t>fprintf</w:t>
+      </w:r>
+      <w:proofErr w:type="spellEnd"/>
+      <w:r>
+        <w:rPr>
+          <w:rFonts w:ascii="Times New Roman" w:hAnsi="Times New Roman" w:cs="Times New Roman"/>
+          <w:b/>
+          <w:bCs/>
+        </w:rPr>
+        <w:t>(</w:t>
+      </w:r>
+      <w:proofErr w:type="gramEnd"/>
+      <w:r>
+        <w:rPr>
+          <w:rFonts w:ascii="Times New Roman" w:hAnsi="Times New Roman" w:cs="Times New Roman"/>
+          <w:b/>
+          <w:bCs/>
+        </w:rPr>
+        <w:t>'User Direction = %d Degrees\n</w:t>
+      </w:r>
+      <w:proofErr w:type="gramStart"/>
+      <w:r>
+        <w:rPr>
+          <w:rFonts w:ascii="Times New Roman" w:hAnsi="Times New Roman" w:cs="Times New Roman"/>
+          <w:b/>
+          <w:bCs/>
+        </w:rPr>
+        <w:t>',</w:t>
+      </w:r>
+      <w:proofErr w:type="spellStart"/>
+      <w:r>
+        <w:rPr>
+          <w:rFonts w:ascii="Times New Roman" w:hAnsi="Times New Roman" w:cs="Times New Roman"/>
+          <w:b/>
+          <w:bCs/>
+        </w:rPr>
+        <w:t>userDirection</w:t>
+      </w:r>
+      <w:proofErr w:type="spellEnd"/>
+      <w:proofErr w:type="gramEnd"/>
+      <w:r>
+        <w:rPr>
+          <w:rFonts w:ascii="Times New Roman" w:hAnsi="Times New Roman" w:cs="Times New Roman"/>
+          <w:b/>
+          <w:bCs/>
+        </w:rPr>
+        <w:t>);</w:t>
+      </w:r>
+    </w:p>
+    <w:p>
+      <w:pPr>
+        <w:rPr>
+          <w:rFonts w:ascii="Times New Roman" w:hAnsi="Times New Roman" w:cs="Times New Roman"/>
+          <w:b/>
+          <w:bCs/>
+        </w:rPr>
+      </w:pPr>
+      <w:proofErr w:type="spellStart"/>
+      <w:proofErr w:type="gramStart"/>
+      <w:r>
+        <w:rPr>
+          <w:rFonts w:ascii="Times New Roman" w:hAnsi="Times New Roman" w:cs="Times New Roman"/>
+          <w:b/>
+          <w:bCs/>
+        </w:rPr>
+        <w:t>fprintf</w:t>
+      </w:r>
+      <w:proofErr w:type="spellEnd"/>
+      <w:r>
+        <w:rPr>
+          <w:rFonts w:ascii="Times New Roman" w:hAnsi="Times New Roman" w:cs="Times New Roman"/>
+          <w:b/>
+          <w:bCs/>
+        </w:rPr>
+        <w:t>(</w:t>
+      </w:r>
+      <w:proofErr w:type="gramEnd"/>
+      <w:r>
+        <w:rPr>
+          <w:rFonts w:ascii="Times New Roman" w:hAnsi="Times New Roman" w:cs="Times New Roman"/>
+          <w:b/>
+          <w:bCs/>
+        </w:rPr>
+        <w:t>'Beam Width = %d Degrees\n</w:t>
+      </w:r>
+      <w:proofErr w:type="gramStart"/>
+      <w:r>
+        <w:rPr>
+          <w:rFonts w:ascii="Times New Roman" w:hAnsi="Times New Roman" w:cs="Times New Roman"/>
+          <w:b/>
+          <w:bCs/>
+        </w:rPr>
+        <w:t>',</w:t>
+      </w:r>
+      <w:proofErr w:type="spellStart"/>
+      <w:r>
+        <w:rPr>
+          <w:rFonts w:ascii="Times New Roman" w:hAnsi="Times New Roman" w:cs="Times New Roman"/>
+          <w:b/>
+          <w:bCs/>
+        </w:rPr>
+        <w:t>beamWidth</w:t>
+      </w:r>
+      <w:proofErr w:type="spellEnd"/>
+      <w:proofErr w:type="gramEnd"/>
+      <w:r>
+        <w:rPr>
+          <w:rFonts w:ascii="Times New Roman" w:hAnsi="Times New Roman" w:cs="Times New Roman"/>
+          <w:b/>
+          <w:bCs/>
+        </w:rPr>
+        <w:t>);</w:t>
+      </w:r>
+    </w:p>
+    <w:p>
+      <w:pPr>
+        <w:rPr>
+          <w:rFonts w:ascii="Times New Roman" w:hAnsi="Times New Roman" w:cs="Times New Roman"/>
+          <w:b/>
+          <w:bCs/>
+        </w:rPr>
+      </w:pPr>
+      <w:proofErr w:type="spellStart"/>
+      <w:proofErr w:type="gramStart"/>
+      <w:r>
+        <w:rPr>
+          <w:rFonts w:ascii="Times New Roman" w:hAnsi="Times New Roman" w:cs="Times New Roman"/>
+          <w:b/>
+          <w:bCs/>
+        </w:rPr>
+        <w:t>fprintf</w:t>
+      </w:r>
+      <w:proofErr w:type="spellEnd"/>
+      <w:r>
+        <w:rPr>
+          <w:rFonts w:ascii="Times New Roman" w:hAnsi="Times New Roman" w:cs="Times New Roman"/>
+          <w:b/>
+          <w:bCs/>
+        </w:rPr>
+        <w:t>(</w:t>
+      </w:r>
+      <w:proofErr w:type="gramEnd"/>
+      <w:r>
+        <w:rPr>
+          <w:rFonts w:ascii="Times New Roman" w:hAnsi="Times New Roman" w:cs="Times New Roman"/>
+          <w:b/>
+          <w:bCs/>
+        </w:rPr>
+        <w:t>'SINR = %d dB\</w:t>
+      </w:r>
+      <w:proofErr w:type="spellStart"/>
+      <w:r>
+        <w:rPr>
+          <w:rFonts w:ascii="Times New Roman" w:hAnsi="Times New Roman" w:cs="Times New Roman"/>
+          <w:b/>
+          <w:bCs/>
+        </w:rPr>
+        <w:t>n</w:t>
+      </w:r>
+      <w:proofErr w:type="gramStart"/>
+      <w:r>
+        <w:rPr>
+          <w:rFonts w:ascii="Times New Roman" w:hAnsi="Times New Roman" w:cs="Times New Roman"/>
+          <w:b/>
+          <w:bCs/>
+        </w:rPr>
+        <w:t>',SINR</w:t>
+      </w:r>
+      <w:proofErr w:type="spellEnd"/>
+      <w:proofErr w:type="gramEnd"/>
+      <w:r>
+        <w:rPr>
+          <w:rFonts w:ascii="Times New Roman" w:hAnsi="Times New Roman" w:cs="Times New Roman"/>
+          <w:b/>
+          <w:bCs/>
+        </w:rPr>
+        <w:t>);</w:t>
+      </w:r>
+    </w:p>
+    <w:p>
+      <w:pPr>
+        <w:rPr>
+          <w:rFonts w:ascii="Times New Roman" w:hAnsi="Times New Roman" w:cs="Times New Roman"/>
+          <w:b/>
+          <w:bCs/>
+        </w:rPr>
+      </w:pPr>
+      <w:proofErr w:type="spellStart"/>
+      <w:proofErr w:type="gramStart"/>
+      <w:r>
+        <w:rPr>
+          <w:rFonts w:ascii="Times New Roman" w:hAnsi="Times New Roman" w:cs="Times New Roman"/>
+          <w:b/>
+          <w:bCs/>
+        </w:rPr>
+        <w:t>fprintf</w:t>
+      </w:r>
+      <w:proofErr w:type="spellEnd"/>
+      <w:r>
+        <w:rPr>
+          <w:rFonts w:ascii="Times New Roman" w:hAnsi="Times New Roman" w:cs="Times New Roman"/>
+          <w:b/>
+          <w:bCs/>
+        </w:rPr>
+        <w:t>(</w:t>
+      </w:r>
+      <w:proofErr w:type="gramEnd"/>
+      <w:r>
+        <w:rPr>
+          <w:rFonts w:ascii="Times New Roman" w:hAnsi="Times New Roman" w:cs="Times New Roman"/>
+          <w:b/>
+          <w:bCs/>
+        </w:rPr>
+        <w:t>'Antenna Spacing = %.2f Lambda\</w:t>
+      </w:r>
+      <w:proofErr w:type="spellStart"/>
+      <w:r>
+        <w:rPr>
+          <w:rFonts w:ascii="Times New Roman" w:hAnsi="Times New Roman" w:cs="Times New Roman"/>
+          <w:b/>
+          <w:bCs/>
+        </w:rPr>
+        <w:t>n</w:t>
+      </w:r>
+      <w:proofErr w:type="gramStart"/>
+      <w:r>
+        <w:rPr>
+          <w:rFonts w:ascii="Times New Roman" w:hAnsi="Times New Roman" w:cs="Times New Roman"/>
+          <w:b/>
+          <w:bCs/>
+        </w:rPr>
+        <w:t>',d</w:t>
+      </w:r>
+      <w:proofErr w:type="spellEnd"/>
+      <w:proofErr w:type="gramEnd"/>
+      <w:r>
+        <w:rPr>
+          <w:rFonts w:ascii="Times New Roman" w:hAnsi="Times New Roman" w:cs="Times New Roman"/>
+          <w:b/>
+          <w:bCs/>
+        </w:rPr>
+        <w:t>);</w:t>
+      </w:r>
+    </w:p>
+    <w:p>
+      <w:pPr>
+        <w:rPr>
+          <w:rFonts w:ascii="Times New Roman" w:hAnsi="Times New Roman" w:cs="Times New Roman"/>
+          <w:b/>
+          <w:bCs/>
+        </w:rPr>
+      </w:pPr>
+      <w:proofErr w:type="spellStart"/>
+      <w:proofErr w:type="gramStart"/>
+      <w:r>
+        <w:rPr>
+          <w:rFonts w:ascii="Times New Roman" w:hAnsi="Times New Roman" w:cs="Times New Roman"/>
+          <w:b/>
+          <w:bCs/>
+        </w:rPr>
+        <w:t>fprintf</w:t>
+      </w:r>
+      <w:proofErr w:type="spellEnd"/>
+      <w:r>
+        <w:rPr>
+          <w:rFonts w:ascii="Times New Roman" w:hAnsi="Times New Roman" w:cs="Times New Roman"/>
+          <w:b/>
+          <w:bCs/>
+        </w:rPr>
+        <w:t>(</w:t>
+      </w:r>
+      <w:proofErr w:type="gramEnd"/>
+      <w:r>
+        <w:rPr>
+          <w:rFonts w:ascii="Times New Roman" w:hAnsi="Times New Roman" w:cs="Times New Roman"/>
+          <w:b/>
+          <w:bCs/>
+        </w:rPr>
+        <w:t>'Channel Gain = %.2f\n</w:t>
+      </w:r>
+      <w:proofErr w:type="gramStart"/>
+      <w:r>
+        <w:rPr>
+          <w:rFonts w:ascii="Times New Roman" w:hAnsi="Times New Roman" w:cs="Times New Roman"/>
+          <w:b/>
+          <w:bCs/>
+        </w:rPr>
+        <w:t>',</w:t>
+      </w:r>
+      <w:proofErr w:type="spellStart"/>
+      <w:r>
+        <w:rPr>
+          <w:rFonts w:ascii="Times New Roman" w:hAnsi="Times New Roman" w:cs="Times New Roman"/>
+          <w:b/>
+          <w:bCs/>
+        </w:rPr>
+        <w:t>channelGain</w:t>
+      </w:r>
+      <w:proofErr w:type="spellEnd"/>
+      <w:proofErr w:type="gramEnd"/>
+      <w:r>
+        <w:rPr>
+          <w:rFonts w:ascii="Times New Roman" w:hAnsi="Times New Roman" w:cs="Times New Roman"/>
+          <w:b/>
+          <w:bCs/>
+        </w:rPr>
+        <w:t>);</w:t>
       </w:r>
     </w:p>
     <w:p>
@@ -1101,19 +1557,20 @@
           <w:bCs/>
           <w:noProof/>
         </w:rPr>
+        <w:lastRenderedPageBreak/>
         <w:drawing>
-          <wp:anchor distT="0" distB="0" distL="114300" distR="114300" simplePos="0" relativeHeight="251658240" behindDoc="0" locked="0" layoutInCell="1" allowOverlap="1" wp14:anchorId="1D8CA620" wp14:editId="10BA8BF7">
+          <wp:anchor distT="0" distB="0" distL="114300" distR="114300" simplePos="0" relativeHeight="251658240" behindDoc="0" locked="0" layoutInCell="1" allowOverlap="1" wp14:anchorId="4987177A" wp14:editId="5E7E08FC">
             <wp:simplePos x="0" y="0"/>
             <wp:positionH relativeFrom="margin">
-              <wp:align>left</wp:align>
+              <wp:align>right</wp:align>
             </wp:positionH>
             <wp:positionV relativeFrom="paragraph">
-              <wp:posOffset>528320</wp:posOffset>
+              <wp:posOffset>419100</wp:posOffset>
             </wp:positionV>
-            <wp:extent cx="6088380" cy="3368040"/>
-            <wp:effectExtent l="0" t="0" r="7620" b="3810"/>
-            <wp:wrapNone/>
-            <wp:docPr id="1544844066" name="Picture 1"/>
+            <wp:extent cx="5731510" cy="3145790"/>
+            <wp:effectExtent l="0" t="0" r="2540" b="0"/>
+            <wp:wrapSquare wrapText="bothSides"/>
+            <wp:docPr id="660829095" name="Picture 1"/>
             <wp:cNvGraphicFramePr>
               <a:graphicFrameLocks xmlns:a="http://schemas.openxmlformats.org/drawingml/2006/main" noChangeAspect="1"/>
             </wp:cNvGraphicFramePr>
@@ -1121,7 +1578,7 @@
               <a:graphicData uri="http://schemas.openxmlformats.org/drawingml/2006/picture">
                 <pic:pic xmlns:pic="http://schemas.openxmlformats.org/drawingml/2006/picture">
                   <pic:nvPicPr>
-                    <pic:cNvPr id="1544844066" name="Picture 1544844066"/>
+                    <pic:cNvPr id="660829095" name="Picture 660829095"/>
                     <pic:cNvPicPr/>
                   </pic:nvPicPr>
                   <pic:blipFill>
@@ -1139,7 +1596,7 @@
                   <pic:spPr>
                     <a:xfrm>
                       <a:off x="0" y="0"/>
-                      <a:ext cx="6088380" cy="3368040"/>
+                      <a:ext cx="5731510" cy="3145790"/>
                     </a:xfrm>
                     <a:prstGeom prst="rect">
                       <a:avLst/>
@@ -1148,12 +1605,6 @@
                 </pic:pic>
               </a:graphicData>
             </a:graphic>
-            <wp14:sizeRelH relativeFrom="margin">
-              <wp14:pctWidth>0</wp14:pctWidth>
-            </wp14:sizeRelH>
-            <wp14:sizeRelV relativeFrom="margin">
-              <wp14:pctHeight>0</wp14:pctHeight>
-            </wp14:sizeRelV>
           </wp:anchor>
         </w:drawing>
       </w:r>
